--- a/_site/blog/posts/2022-04-22-economia-agraria/index.docx
+++ b/_site/blog/posts/2022-04-22-economia-agraria/index.docx
@@ -10569,7 +10569,7 @@
       </w:r>
     </w:p>
     <w:bookmarkEnd w:id="115"/>
-    <w:bookmarkStart w:id="128" w:name="publicaciones-similares"/>
+    <w:bookmarkStart w:id="126" w:name="publicaciones-similares"/>
     <w:p>
       <w:pPr>
         <w:pStyle w:val="Heading1"/>
@@ -10693,34 +10693,13 @@
     </w:p>
     <w:p>
       <w:pPr>
-        <w:pStyle w:val="Compact"/>
-        <w:numPr>
-          <w:ilvl w:val="0"/>
-          <w:numId w:val="1041"/>
-        </w:numPr>
-      </w:pPr>
-      <w:hyperlink r:id="rId126"/>
-      <w:r>
-        <w:t xml:space="preserve"> </w:t>
-      </w:r>
-      <w:hyperlink r:id="rId127">
-        <w:r>
-          <w:rPr>
-            <w:rStyle w:val="Hyperlink"/>
-          </w:rPr>
-          <w:t xml:space="preserve">Economia Regional</w:t>
-        </w:r>
-      </w:hyperlink>
-    </w:p>
-    <w:p>
-      <w:pPr>
         <w:pStyle w:val="FirstParagraph"/>
       </w:pPr>
       <w:r>
         <w:t xml:space="preserve">Esperamos que encuentres estas publicaciones igualmente interesantes y útiles. ¡Disfruta de la lectura!</w:t>
       </w:r>
     </w:p>
-    <w:bookmarkEnd w:id="128"/>
+    <w:bookmarkEnd w:id="126"/>
     <w:p>
       <w:pPr>
         <w:pStyle w:val="Heading1"/>

--- a/_site/blog/posts/2022-04-22-economia-agraria/index.docx
+++ b/_site/blog/posts/2022-04-22-economia-agraria/index.docx
@@ -21,7 +21,7 @@
         <w:p>
           <w:r>
             <w:fldChar w:fldCharType="begin" w:dirty="true"/>
-            <w:instrText xml:space="preserve">TOC \o "1-3" \h \z \u</w:instrText>
+            <w:instrText xml:space="preserve">TOC \o "1-1" \h \z \u</w:instrText>
             <w:fldChar w:fldCharType="separate"/>
             <w:fldChar w:fldCharType="end"/>
           </w:r>
